--- a/documents/experience.docx
+++ b/documents/experience.docx
@@ -25,21 +25,21 @@
           <w:color w:val="000000"/>
           <w:sz w:val="21"/>
         </w:rPr>
-        <w:t>교육 과제 및 개인 프로젝트 경험을 중심으로, 직접 맡은 역할과 결과를 정리했습니다.</w:t>
+        <w:t>교육 과제 및 개인 프로젝트 T01–T11 · 수행 기간 2026년 9~10월</w:t>
       </w:r>
     </w:p>
     <w:p>
       <w:pPr>
-        <w:spacing w:after="80"/>
+        <w:spacing w:after="120"/>
       </w:pPr>
       <w:r>
         <w:rPr>
           <w:rFonts w:ascii="Arial" w:hAnsi="Arial" w:eastAsia="Droid Sans Fallback"/>
           <w:b w:val="0"/>
           <w:color w:val="000000"/>
-          <w:sz w:val="21"/>
+          <w:sz w:val="20"/>
         </w:rPr>
-        <w:t>이메일  sumin0516a@naver.com</w:t>
+        <w:t>이메일  sumin0516a@naver.com    |    포트폴리오  https://alephlastaportfolio.vercel.app/</w:t>
       </w:r>
     </w:p>
     <w:p>
@@ -53,21 +53,7 @@
           <w:color w:val="000000"/>
           <w:sz w:val="21"/>
         </w:rPr>
-        <w:t>수행 기간  2026년 10월</w:t>
-      </w:r>
-    </w:p>
-    <w:p>
-      <w:pPr>
-        <w:spacing w:after="200"/>
-      </w:pPr>
-      <w:r>
-        <w:rPr>
-          <w:rFonts w:ascii="Arial" w:hAnsi="Arial" w:eastAsia="Droid Sans Fallback"/>
-          <w:b w:val="0"/>
-          <w:color w:val="000000"/>
-          <w:sz w:val="21"/>
-        </w:rPr>
-        <w:t>웹 개발 과제에서는 기능과 화면 요구사항을 직접 정하고, AI의 코드 작성·수정 지원을 받아 실행 결과를 확인했습니다. 아래 결과는 각 과제에서 확인한 범위입니다.</w:t>
+        <w:t>요구사항과 수정 방향을 정하고 AI의 코드 작성·집필 지원을 받아 결과를 확인했습니다. 능력 분류는 각 과제에서 드러난 행동을 기준으로 했습니다.</w:t>
       </w:r>
     </w:p>
     <w:tbl>
@@ -78,11 +64,11 @@
         <w:tblLook w:firstColumn="1" w:firstRow="1" w:lastColumn="0" w:lastRow="0" w:noHBand="0" w:noVBand="1" w:val="04A0"/>
       </w:tblPr>
       <w:tblGrid>
-        <w:gridCol w:w="1469"/>
-        <w:gridCol w:w="979"/>
-        <w:gridCol w:w="2347"/>
-        <w:gridCol w:w="2822"/>
-        <w:gridCol w:w="2750"/>
+        <w:gridCol w:w="3384"/>
+        <w:gridCol w:w="1080"/>
+        <w:gridCol w:w="2995"/>
+        <w:gridCol w:w="3600"/>
+        <w:gridCol w:w="3917"/>
       </w:tblGrid>
       <w:tr>
         <w:trPr>
@@ -91,7 +77,7 @@
         </w:trPr>
         <w:tc>
           <w:tcPr>
-            <w:tcW w:type="dxa" w:w="1469"/>
+            <w:tcW w:type="dxa" w:w="3384"/>
             <w:vAlign w:val="center"/>
             <w:tcBorders>
               <w:top w:val="single" w:sz="4" w:color="D9D9D9"/>
@@ -119,13 +105,13 @@
                 <w:color w:val="000000"/>
                 <w:sz w:val="20"/>
               </w:rPr>
-              <w:t>과제</w:t>
+              <w:t>과제 · 기간</w:t>
             </w:r>
           </w:p>
         </w:tc>
         <w:tc>
           <w:tcPr>
-            <w:tcW w:type="dxa" w:w="979"/>
+            <w:tcW w:type="dxa" w:w="1080"/>
             <w:vAlign w:val="center"/>
             <w:tcBorders>
               <w:top w:val="single" w:sz="4" w:color="D9D9D9"/>
@@ -159,7 +145,7 @@
         </w:tc>
         <w:tc>
           <w:tcPr>
-            <w:tcW w:type="dxa" w:w="2347"/>
+            <w:tcW w:type="dxa" w:w="2995"/>
             <w:vAlign w:val="center"/>
             <w:tcBorders>
               <w:top w:val="single" w:sz="4" w:color="D9D9D9"/>
@@ -193,7 +179,7 @@
         </w:tc>
         <w:tc>
           <w:tcPr>
-            <w:tcW w:type="dxa" w:w="2822"/>
+            <w:tcW w:type="dxa" w:w="3600"/>
             <w:vAlign w:val="center"/>
             <w:tcBorders>
               <w:top w:val="single" w:sz="4" w:color="D9D9D9"/>
@@ -227,7 +213,7 @@
         </w:tc>
         <w:tc>
           <w:tcPr>
-            <w:tcW w:type="dxa" w:w="2750"/>
+            <w:tcW w:type="dxa" w:w="3917"/>
             <w:vAlign w:val="center"/>
             <w:tcBorders>
               <w:top w:val="single" w:sz="4" w:color="D9D9D9"/>
@@ -266,7 +252,361 @@
         </w:trPr>
         <w:tc>
           <w:tcPr>
-            <w:tcW w:type="dxa" w:w="1469"/>
+            <w:tcW w:type="dxa" w:w="3384"/>
+            <w:vAlign w:val="center"/>
+            <w:tcBorders>
+              <w:top w:val="single" w:sz="4" w:color="D9D9D9"/>
+              <w:left w:val="single" w:sz="4" w:color="D9D9D9"/>
+              <w:bottom w:val="single" w:sz="4" w:color="D9D9D9"/>
+              <w:right w:val="single" w:sz="4" w:color="D9D9D9"/>
+            </w:tcBorders>
+            <w:tcMar>
+              <w:top w:w="95" w:type="dxa"/>
+              <w:left w:w="95" w:type="dxa"/>
+              <w:bottom w:w="95" w:type="dxa"/>
+              <w:right w:w="95" w:type="dxa"/>
+            </w:tcMar>
+            <w:shd w:fill="FFFFFF"/>
+          </w:tcPr>
+          <w:p>
+            <w:pPr>
+              <w:spacing w:after="0" w:line="280" w:lineRule="exact"/>
+            </w:pPr>
+            <w:r>
+              <w:rPr>
+                <w:rFonts w:ascii="Arial" w:hAnsi="Arial" w:eastAsia="Droid Sans Fallback"/>
+                <w:b w:val="0"/>
+                <w:color w:val="000000"/>
+                <w:sz w:val="20"/>
+              </w:rPr>
+              <w:t>T01</w:t>
+              <w:br/>
+              <w:t>나를 소개하는 한 페이지</w:t>
+              <w:br/>
+              <w:t>2026.09</w:t>
+            </w:r>
+          </w:p>
+        </w:tc>
+        <w:tc>
+          <w:tcPr>
+            <w:tcW w:type="dxa" w:w="1080"/>
+            <w:vAlign w:val="center"/>
+            <w:tcBorders>
+              <w:top w:val="single" w:sz="4" w:color="D9D9D9"/>
+              <w:left w:val="single" w:sz="4" w:color="D9D9D9"/>
+              <w:bottom w:val="single" w:sz="4" w:color="D9D9D9"/>
+              <w:right w:val="single" w:sz="4" w:color="D9D9D9"/>
+            </w:tcBorders>
+            <w:tcMar>
+              <w:top w:w="95" w:type="dxa"/>
+              <w:left w:w="95" w:type="dxa"/>
+              <w:bottom w:w="95" w:type="dxa"/>
+              <w:right w:w="95" w:type="dxa"/>
+            </w:tcMar>
+            <w:shd w:fill="FFFFFF"/>
+          </w:tcPr>
+          <w:p>
+            <w:pPr>
+              <w:spacing w:after="0" w:line="280" w:lineRule="exact"/>
+              <w:jc w:val="center"/>
+            </w:pPr>
+            <w:r>
+              <w:rPr>
+                <w:rFonts w:ascii="Arial" w:hAnsi="Arial" w:eastAsia="Droid Sans Fallback"/>
+                <w:b w:val="0"/>
+                <w:color w:val="000000"/>
+                <w:sz w:val="20"/>
+              </w:rPr>
+              <w:t>자기</w:t>
+              <w:br/>
+              <w:t>동기력</w:t>
+            </w:r>
+          </w:p>
+        </w:tc>
+        <w:tc>
+          <w:tcPr>
+            <w:tcW w:type="dxa" w:w="2995"/>
+            <w:vAlign w:val="center"/>
+            <w:tcBorders>
+              <w:top w:val="single" w:sz="4" w:color="D9D9D9"/>
+              <w:left w:val="single" w:sz="4" w:color="D9D9D9"/>
+              <w:bottom w:val="single" w:sz="4" w:color="D9D9D9"/>
+              <w:right w:val="single" w:sz="4" w:color="D9D9D9"/>
+            </w:tcBorders>
+            <w:tcMar>
+              <w:top w:w="95" w:type="dxa"/>
+              <w:left w:w="95" w:type="dxa"/>
+              <w:bottom w:w="95" w:type="dxa"/>
+              <w:right w:w="95" w:type="dxa"/>
+            </w:tcMar>
+            <w:shd w:fill="FFFFFF"/>
+          </w:tcPr>
+          <w:p>
+            <w:pPr>
+              <w:spacing w:after="0" w:line="280" w:lineRule="exact"/>
+            </w:pPr>
+            <w:r>
+              <w:rPr>
+                <w:rFonts w:ascii="Arial" w:hAnsi="Arial" w:eastAsia="Droid Sans Fallback"/>
+                <w:b w:val="0"/>
+                <w:color w:val="000000"/>
+                <w:sz w:val="20"/>
+              </w:rPr>
+              <w:t>처음 방문한 사람이 소개와 경험을 읽을 수 있는 웹페이지가 필요했습니다.</w:t>
+            </w:r>
+          </w:p>
+        </w:tc>
+        <w:tc>
+          <w:tcPr>
+            <w:tcW w:type="dxa" w:w="3600"/>
+            <w:vAlign w:val="center"/>
+            <w:tcBorders>
+              <w:top w:val="single" w:sz="4" w:color="D9D9D9"/>
+              <w:left w:val="single" w:sz="4" w:color="D9D9D9"/>
+              <w:bottom w:val="single" w:sz="4" w:color="D9D9D9"/>
+              <w:right w:val="single" w:sz="4" w:color="D9D9D9"/>
+            </w:tcBorders>
+            <w:tcMar>
+              <w:top w:w="95" w:type="dxa"/>
+              <w:left w:w="95" w:type="dxa"/>
+              <w:bottom w:w="95" w:type="dxa"/>
+              <w:right w:w="95" w:type="dxa"/>
+            </w:tcMar>
+            <w:shd w:fill="FFFFFF"/>
+          </w:tcPr>
+          <w:p>
+            <w:pPr>
+              <w:spacing w:after="0" w:line="280" w:lineRule="exact"/>
+            </w:pPr>
+            <w:r>
+              <w:rPr>
+                <w:rFonts w:ascii="Arial" w:hAnsi="Arial" w:eastAsia="Droid Sans Fallback"/>
+                <w:b w:val="0"/>
+                <w:color w:val="000000"/>
+                <w:sz w:val="20"/>
+              </w:rPr>
+              <w:t>소개·경험·목표의 구성을 정하고 AI의 구현 지원을 받아 화면을 다듬었습니다.</w:t>
+            </w:r>
+          </w:p>
+        </w:tc>
+        <w:tc>
+          <w:tcPr>
+            <w:tcW w:type="dxa" w:w="3917"/>
+            <w:vAlign w:val="center"/>
+            <w:tcBorders>
+              <w:top w:val="single" w:sz="4" w:color="D9D9D9"/>
+              <w:left w:val="single" w:sz="4" w:color="D9D9D9"/>
+              <w:bottom w:val="single" w:sz="4" w:color="D9D9D9"/>
+              <w:right w:val="single" w:sz="4" w:color="D9D9D9"/>
+            </w:tcBorders>
+            <w:tcMar>
+              <w:top w:w="95" w:type="dxa"/>
+              <w:left w:w="95" w:type="dxa"/>
+              <w:bottom w:w="95" w:type="dxa"/>
+              <w:right w:w="95" w:type="dxa"/>
+            </w:tcMar>
+            <w:shd w:fill="FFFFFF"/>
+          </w:tcPr>
+          <w:p>
+            <w:pPr>
+              <w:spacing w:after="0" w:line="280" w:lineRule="exact"/>
+            </w:pPr>
+            <w:r>
+              <w:rPr>
+                <w:rFonts w:ascii="Arial" w:hAnsi="Arial" w:eastAsia="Droid Sans Fallback"/>
+                <w:b w:val="0"/>
+                <w:color w:val="000000"/>
+                <w:sz w:val="20"/>
+              </w:rPr>
+              <w:t>소개 페이지를 만들고 GitHub와 Vercel로 소스 관리와 배포를 진행했습니다.</w:t>
+            </w:r>
+          </w:p>
+        </w:tc>
+      </w:tr>
+      <w:tr>
+        <w:trPr>
+          <w:cantSplit/>
+        </w:trPr>
+        <w:tc>
+          <w:tcPr>
+            <w:tcW w:type="dxa" w:w="3384"/>
+            <w:vAlign w:val="center"/>
+            <w:tcBorders>
+              <w:top w:val="single" w:sz="4" w:color="D9D9D9"/>
+              <w:left w:val="single" w:sz="4" w:color="D9D9D9"/>
+              <w:bottom w:val="single" w:sz="4" w:color="D9D9D9"/>
+              <w:right w:val="single" w:sz="4" w:color="D9D9D9"/>
+            </w:tcBorders>
+            <w:tcMar>
+              <w:top w:w="95" w:type="dxa"/>
+              <w:left w:w="95" w:type="dxa"/>
+              <w:bottom w:w="95" w:type="dxa"/>
+              <w:right w:w="95" w:type="dxa"/>
+            </w:tcMar>
+            <w:shd w:fill="F6F8FA"/>
+          </w:tcPr>
+          <w:p>
+            <w:pPr>
+              <w:spacing w:after="0" w:line="280" w:lineRule="exact"/>
+            </w:pPr>
+            <w:r>
+              <w:rPr>
+                <w:rFonts w:ascii="Arial" w:hAnsi="Arial" w:eastAsia="Droid Sans Fallback"/>
+                <w:b w:val="0"/>
+                <w:color w:val="000000"/>
+                <w:sz w:val="20"/>
+              </w:rPr>
+              <w:t>T02</w:t>
+              <w:br/>
+              <w:t>내가 설계한 미니게임</w:t>
+              <w:br/>
+              <w:t>2026.10</w:t>
+            </w:r>
+          </w:p>
+        </w:tc>
+        <w:tc>
+          <w:tcPr>
+            <w:tcW w:type="dxa" w:w="1080"/>
+            <w:vAlign w:val="center"/>
+            <w:tcBorders>
+              <w:top w:val="single" w:sz="4" w:color="D9D9D9"/>
+              <w:left w:val="single" w:sz="4" w:color="D9D9D9"/>
+              <w:bottom w:val="single" w:sz="4" w:color="D9D9D9"/>
+              <w:right w:val="single" w:sz="4" w:color="D9D9D9"/>
+            </w:tcBorders>
+            <w:tcMar>
+              <w:top w:w="95" w:type="dxa"/>
+              <w:left w:w="95" w:type="dxa"/>
+              <w:bottom w:w="95" w:type="dxa"/>
+              <w:right w:w="95" w:type="dxa"/>
+            </w:tcMar>
+            <w:shd w:fill="F6F8FA"/>
+          </w:tcPr>
+          <w:p>
+            <w:pPr>
+              <w:spacing w:after="0" w:line="280" w:lineRule="exact"/>
+              <w:jc w:val="center"/>
+            </w:pPr>
+            <w:r>
+              <w:rPr>
+                <w:rFonts w:ascii="Arial" w:hAnsi="Arial" w:eastAsia="Droid Sans Fallback"/>
+                <w:b w:val="0"/>
+                <w:color w:val="000000"/>
+                <w:sz w:val="20"/>
+              </w:rPr>
+              <w:t>자기</w:t>
+              <w:br/>
+              <w:t>동기력</w:t>
+            </w:r>
+          </w:p>
+        </w:tc>
+        <w:tc>
+          <w:tcPr>
+            <w:tcW w:type="dxa" w:w="2995"/>
+            <w:vAlign w:val="center"/>
+            <w:tcBorders>
+              <w:top w:val="single" w:sz="4" w:color="D9D9D9"/>
+              <w:left w:val="single" w:sz="4" w:color="D9D9D9"/>
+              <w:bottom w:val="single" w:sz="4" w:color="D9D9D9"/>
+              <w:right w:val="single" w:sz="4" w:color="D9D9D9"/>
+            </w:tcBorders>
+            <w:tcMar>
+              <w:top w:w="95" w:type="dxa"/>
+              <w:left w:w="95" w:type="dxa"/>
+              <w:bottom w:w="95" w:type="dxa"/>
+              <w:right w:w="95" w:type="dxa"/>
+            </w:tcMar>
+            <w:shd w:fill="F6F8FA"/>
+          </w:tcPr>
+          <w:p>
+            <w:pPr>
+              <w:spacing w:after="0" w:line="280" w:lineRule="exact"/>
+            </w:pPr>
+            <w:r>
+              <w:rPr>
+                <w:rFonts w:ascii="Arial" w:hAnsi="Arial" w:eastAsia="Droid Sans Fallback"/>
+                <w:b w:val="0"/>
+                <w:color w:val="000000"/>
+                <w:sz w:val="20"/>
+              </w:rPr>
+              <w:t>짧은 시간에 규칙을 이해하고 다시 도전할 수 있는 게임을 만들고자 했습니다.</w:t>
+            </w:r>
+          </w:p>
+        </w:tc>
+        <w:tc>
+          <w:tcPr>
+            <w:tcW w:type="dxa" w:w="3600"/>
+            <w:vAlign w:val="center"/>
+            <w:tcBorders>
+              <w:top w:val="single" w:sz="4" w:color="D9D9D9"/>
+              <w:left w:val="single" w:sz="4" w:color="D9D9D9"/>
+              <w:bottom w:val="single" w:sz="4" w:color="D9D9D9"/>
+              <w:right w:val="single" w:sz="4" w:color="D9D9D9"/>
+            </w:tcBorders>
+            <w:tcMar>
+              <w:top w:w="95" w:type="dxa"/>
+              <w:left w:w="95" w:type="dxa"/>
+              <w:bottom w:w="95" w:type="dxa"/>
+              <w:right w:w="95" w:type="dxa"/>
+            </w:tcMar>
+            <w:shd w:fill="F6F8FA"/>
+          </w:tcPr>
+          <w:p>
+            <w:pPr>
+              <w:spacing w:after="0" w:line="280" w:lineRule="exact"/>
+            </w:pPr>
+            <w:r>
+              <w:rPr>
+                <w:rFonts w:ascii="Arial" w:hAnsi="Arial" w:eastAsia="Droid Sans Fallback"/>
+                <w:b w:val="0"/>
+                <w:color w:val="000000"/>
+                <w:sz w:val="20"/>
+              </w:rPr>
+              <w:t>우주선 이동과 별 구출 규칙을 정하고 시작·성공·실패·재시작 흐름을 구성했습니다.</w:t>
+            </w:r>
+          </w:p>
+        </w:tc>
+        <w:tc>
+          <w:tcPr>
+            <w:tcW w:type="dxa" w:w="3917"/>
+            <w:vAlign w:val="center"/>
+            <w:tcBorders>
+              <w:top w:val="single" w:sz="4" w:color="D9D9D9"/>
+              <w:left w:val="single" w:sz="4" w:color="D9D9D9"/>
+              <w:bottom w:val="single" w:sz="4" w:color="D9D9D9"/>
+              <w:right w:val="single" w:sz="4" w:color="D9D9D9"/>
+            </w:tcBorders>
+            <w:tcMar>
+              <w:top w:w="95" w:type="dxa"/>
+              <w:left w:w="95" w:type="dxa"/>
+              <w:bottom w:w="95" w:type="dxa"/>
+              <w:right w:w="95" w:type="dxa"/>
+            </w:tcMar>
+            <w:shd w:fill="F6F8FA"/>
+          </w:tcPr>
+          <w:p>
+            <w:pPr>
+              <w:spacing w:after="0" w:line="280" w:lineRule="exact"/>
+            </w:pPr>
+            <w:r>
+              <w:rPr>
+                <w:rFonts w:ascii="Arial" w:hAnsi="Arial" w:eastAsia="Droid Sans Fallback"/>
+                <w:b w:val="0"/>
+                <w:color w:val="000000"/>
+                <w:sz w:val="20"/>
+              </w:rPr>
+              <w:t>HTML·CSS·JavaScript로 Lost Stars 미니게임을 제작하고 배포했습니다.</w:t>
+            </w:r>
+          </w:p>
+        </w:tc>
+      </w:tr>
+      <w:tr>
+        <w:trPr>
+          <w:cantSplit/>
+        </w:trPr>
+        <w:tc>
+          <w:tcPr>
+            <w:tcW w:type="dxa" w:w="3384"/>
             <w:vAlign w:val="center"/>
             <w:tcBorders>
               <w:top w:val="single" w:sz="4" w:color="D9D9D9"/>
@@ -295,13 +635,15 @@
               </w:rPr>
               <w:t>T03</w:t>
               <w:br/>
-              <w:t>Card Studio</w:t>
+              <w:t>짤·카드 스튜디오</w:t>
+              <w:br/>
+              <w:t>2026.10</w:t>
             </w:r>
           </w:p>
         </w:tc>
         <w:tc>
           <w:tcPr>
-            <w:tcW w:type="dxa" w:w="979"/>
+            <w:tcW w:type="dxa" w:w="1080"/>
             <w:vAlign w:val="center"/>
             <w:tcBorders>
               <w:top w:val="single" w:sz="4" w:color="D9D9D9"/>
@@ -329,13 +671,15 @@
                 <w:color w:val="000000"/>
                 <w:sz w:val="20"/>
               </w:rPr>
-              <w:t>자기동기력</w:t>
+              <w:t>자기</w:t>
+              <w:br/>
+              <w:t>동기력</w:t>
             </w:r>
           </w:p>
         </w:tc>
         <w:tc>
           <w:tcPr>
-            <w:tcW w:type="dxa" w:w="2347"/>
+            <w:tcW w:type="dxa" w:w="2995"/>
             <w:vAlign w:val="center"/>
             <w:tcBorders>
               <w:top w:val="single" w:sz="4" w:color="D9D9D9"/>
@@ -368,7 +712,7 @@
         </w:tc>
         <w:tc>
           <w:tcPr>
-            <w:tcW w:type="dxa" w:w="2822"/>
+            <w:tcW w:type="dxa" w:w="3600"/>
             <w:vAlign w:val="center"/>
             <w:tcBorders>
               <w:top w:val="single" w:sz="4" w:color="D9D9D9"/>
@@ -395,13 +739,13 @@
                 <w:color w:val="000000"/>
                 <w:sz w:val="20"/>
               </w:rPr>
-              <w:t>원하는 저장 결과를 정하고 오류 수정을 요청한 뒤 입력 조건을 바꿔 재확인했습니다.</w:t>
+              <w:t>원하는 저장 결과를 정하고 AI에 수정을 요청한 뒤 입력 조건을 바꿔 재확인했습니다.</w:t>
             </w:r>
           </w:p>
         </w:tc>
         <w:tc>
           <w:tcPr>
-            <w:tcW w:type="dxa" w:w="2750"/>
+            <w:tcW w:type="dxa" w:w="3917"/>
             <w:vAlign w:val="center"/>
             <w:tcBorders>
               <w:top w:val="single" w:sz="4" w:color="D9D9D9"/>
@@ -428,7 +772,7 @@
                 <w:color w:val="000000"/>
                 <w:sz w:val="20"/>
               </w:rPr>
-              <w:t>문제를 수정하고 극단 입력 검사 12건의 통과를 확인했습니다.</w:t>
+              <w:t>저장 오류를 보완하고 극단 입력 검사 12건의 통과를 확인했습니다.</w:t>
             </w:r>
           </w:p>
         </w:tc>
@@ -439,7 +783,7 @@
         </w:trPr>
         <w:tc>
           <w:tcPr>
-            <w:tcW w:type="dxa" w:w="1469"/>
+            <w:tcW w:type="dxa" w:w="3384"/>
             <w:vAlign w:val="center"/>
             <w:tcBorders>
               <w:top w:val="single" w:sz="4" w:color="D9D9D9"/>
@@ -466,15 +810,17 @@
                 <w:color w:val="000000"/>
                 <w:sz w:val="20"/>
               </w:rPr>
-              <w:t>T05</w:t>
+              <w:t>T04</w:t>
               <w:br/>
-              <w:t>AI Handoff</w:t>
+              <w:t>오늘의 진짜 정보판 — 데이터가 안 올 때</w:t>
+              <w:br/>
+              <w:t>2026.10</w:t>
             </w:r>
           </w:p>
         </w:tc>
         <w:tc>
           <w:tcPr>
-            <w:tcW w:type="dxa" w:w="979"/>
+            <w:tcW w:type="dxa" w:w="1080"/>
             <w:vAlign w:val="center"/>
             <w:tcBorders>
               <w:top w:val="single" w:sz="4" w:color="D9D9D9"/>
@@ -502,13 +848,15 @@
                 <w:color w:val="000000"/>
                 <w:sz w:val="20"/>
               </w:rPr>
-              <w:t>자기동기력</w:t>
+              <w:t>자기</w:t>
+              <w:br/>
+              <w:t>동기력</w:t>
             </w:r>
           </w:p>
         </w:tc>
         <w:tc>
           <w:tcPr>
-            <w:tcW w:type="dxa" w:w="2347"/>
+            <w:tcW w:type="dxa" w:w="2995"/>
             <w:vAlign w:val="center"/>
             <w:tcBorders>
               <w:top w:val="single" w:sz="4" w:color="D9D9D9"/>
@@ -535,13 +883,13 @@
                 <w:color w:val="000000"/>
                 <w:sz w:val="20"/>
               </w:rPr>
-              <w:t>첫 AI가 만든 편집 기록 기능을 다음 AI가 이어서 완성해야 했습니다.</w:t>
+              <w:t>외부 날씨 데이터가 지연되거나 실패해도 상태를 이해할 수 있어야 했습니다.</w:t>
             </w:r>
           </w:p>
         </w:tc>
         <w:tc>
           <w:tcPr>
-            <w:tcW w:type="dxa" w:w="2822"/>
+            <w:tcW w:type="dxa" w:w="3600"/>
             <w:vAlign w:val="center"/>
             <w:tcBorders>
               <w:top w:val="single" w:sz="4" w:color="D9D9D9"/>
@@ -568,13 +916,13 @@
                 <w:color w:val="000000"/>
                 <w:sz w:val="20"/>
               </w:rPr>
-              <w:t>공통 검사와 인수인계 범위를 정하고 남은 기능을 이어 구현하도록 요청·검증했습니다.</w:t>
+              <w:t>출처·시각·저장값 표시를 구성하고 실제 날씨와 분리한 실패 시험 흐름을 만들었습니다.</w:t>
             </w:r>
           </w:p>
         </w:tc>
         <w:tc>
           <w:tcPr>
-            <w:tcW w:type="dxa" w:w="2750"/>
+            <w:tcW w:type="dxa" w:w="3917"/>
             <w:vAlign w:val="center"/>
             <w:tcBorders>
               <w:top w:val="single" w:sz="4" w:color="D9D9D9"/>
@@ -601,7 +949,224 @@
                 <w:color w:val="000000"/>
                 <w:sz w:val="20"/>
               </w:rPr>
-              <w:t>시점 복원·20단계 제한·Redo 삭제 기능을 완성하고 작업 결과를 정리했습니다.</w:t>
+              <w:t>현재 날씨와 일별 저장 기록, 정상값 비교 및 실패 대응 시험 화면을 구현했습니다.</w:t>
+            </w:r>
+          </w:p>
+        </w:tc>
+      </w:tr>
+    </w:tbl>
+    <w:p>
+      <w:pPr>
+        <w:spacing w:after="0" w:before="0" w:line="60" w:lineRule="exact"/>
+      </w:pPr>
+      <w:r>
+        <w:rPr>
+          <w:rFonts w:ascii="Arial" w:hAnsi="Arial" w:eastAsia="Droid Sans Fallback"/>
+          <w:b w:val="0"/>
+          <w:color w:val="000000"/>
+          <w:sz w:val="2"/>
+        </w:rPr>
+      </w:r>
+    </w:p>
+    <w:p>
+      <w:r>
+        <w:br w:type="page"/>
+      </w:r>
+    </w:p>
+    <w:p>
+      <w:pPr>
+        <w:pStyle w:val="Heading1"/>
+      </w:pPr>
+      <w:r>
+        <w:t>과제별 경험 · T05–T08</w:t>
+      </w:r>
+    </w:p>
+    <w:tbl>
+      <w:tblPr>
+        <w:tblW w:type="auto" w:w="0"/>
+        <w:jc w:val="center"/>
+        <w:tblLayout w:type="fixed"/>
+        <w:tblLook w:firstColumn="1" w:firstRow="1" w:lastColumn="0" w:lastRow="0" w:noHBand="0" w:noVBand="1" w:val="04A0"/>
+      </w:tblPr>
+      <w:tblGrid>
+        <w:gridCol w:w="3384"/>
+        <w:gridCol w:w="1080"/>
+        <w:gridCol w:w="2995"/>
+        <w:gridCol w:w="3600"/>
+        <w:gridCol w:w="3917"/>
+      </w:tblGrid>
+      <w:tr>
+        <w:trPr>
+          <w:tblHeader/>
+          <w:cantSplit/>
+        </w:trPr>
+        <w:tc>
+          <w:tcPr>
+            <w:tcW w:type="dxa" w:w="3384"/>
+            <w:vAlign w:val="center"/>
+            <w:tcBorders>
+              <w:top w:val="single" w:sz="4" w:color="D9D9D9"/>
+              <w:left w:val="single" w:sz="4" w:color="D9D9D9"/>
+              <w:bottom w:val="single" w:sz="4" w:color="D9D9D9"/>
+              <w:right w:val="single" w:sz="4" w:color="D9D9D9"/>
+            </w:tcBorders>
+            <w:tcMar>
+              <w:top w:w="95" w:type="dxa"/>
+              <w:left w:w="95" w:type="dxa"/>
+              <w:bottom w:w="95" w:type="dxa"/>
+              <w:right w:w="95" w:type="dxa"/>
+            </w:tcMar>
+            <w:shd w:fill="E8EEF3"/>
+          </w:tcPr>
+          <w:p>
+            <w:pPr>
+              <w:spacing w:after="0" w:line="280" w:lineRule="exact"/>
+              <w:jc w:val="center"/>
+            </w:pPr>
+            <w:r>
+              <w:rPr>
+                <w:rFonts w:ascii="Arial" w:hAnsi="Arial" w:eastAsia="Droid Sans Fallback"/>
+                <w:b/>
+                <w:color w:val="000000"/>
+                <w:sz w:val="20"/>
+              </w:rPr>
+              <w:t>과제 · 기간</w:t>
+            </w:r>
+          </w:p>
+        </w:tc>
+        <w:tc>
+          <w:tcPr>
+            <w:tcW w:type="dxa" w:w="1080"/>
+            <w:vAlign w:val="center"/>
+            <w:tcBorders>
+              <w:top w:val="single" w:sz="4" w:color="D9D9D9"/>
+              <w:left w:val="single" w:sz="4" w:color="D9D9D9"/>
+              <w:bottom w:val="single" w:sz="4" w:color="D9D9D9"/>
+              <w:right w:val="single" w:sz="4" w:color="D9D9D9"/>
+            </w:tcBorders>
+            <w:tcMar>
+              <w:top w:w="95" w:type="dxa"/>
+              <w:left w:w="95" w:type="dxa"/>
+              <w:bottom w:w="95" w:type="dxa"/>
+              <w:right w:w="95" w:type="dxa"/>
+            </w:tcMar>
+            <w:shd w:fill="E8EEF3"/>
+          </w:tcPr>
+          <w:p>
+            <w:pPr>
+              <w:spacing w:after="0" w:line="280" w:lineRule="exact"/>
+              <w:jc w:val="center"/>
+            </w:pPr>
+            <w:r>
+              <w:rPr>
+                <w:rFonts w:ascii="Arial" w:hAnsi="Arial" w:eastAsia="Droid Sans Fallback"/>
+                <w:b/>
+                <w:color w:val="000000"/>
+                <w:sz w:val="20"/>
+              </w:rPr>
+              <w:t>능력</w:t>
+            </w:r>
+          </w:p>
+        </w:tc>
+        <w:tc>
+          <w:tcPr>
+            <w:tcW w:type="dxa" w:w="2995"/>
+            <w:vAlign w:val="center"/>
+            <w:tcBorders>
+              <w:top w:val="single" w:sz="4" w:color="D9D9D9"/>
+              <w:left w:val="single" w:sz="4" w:color="D9D9D9"/>
+              <w:bottom w:val="single" w:sz="4" w:color="D9D9D9"/>
+              <w:right w:val="single" w:sz="4" w:color="D9D9D9"/>
+            </w:tcBorders>
+            <w:tcMar>
+              <w:top w:w="95" w:type="dxa"/>
+              <w:left w:w="95" w:type="dxa"/>
+              <w:bottom w:w="95" w:type="dxa"/>
+              <w:right w:w="95" w:type="dxa"/>
+            </w:tcMar>
+            <w:shd w:fill="E8EEF3"/>
+          </w:tcPr>
+          <w:p>
+            <w:pPr>
+              <w:spacing w:after="0" w:line="280" w:lineRule="exact"/>
+              <w:jc w:val="center"/>
+            </w:pPr>
+            <w:r>
+              <w:rPr>
+                <w:rFonts w:ascii="Arial" w:hAnsi="Arial" w:eastAsia="Droid Sans Fallback"/>
+                <w:b/>
+                <w:color w:val="000000"/>
+                <w:sz w:val="20"/>
+              </w:rPr>
+              <w:t>상황</w:t>
+            </w:r>
+          </w:p>
+        </w:tc>
+        <w:tc>
+          <w:tcPr>
+            <w:tcW w:type="dxa" w:w="3600"/>
+            <w:vAlign w:val="center"/>
+            <w:tcBorders>
+              <w:top w:val="single" w:sz="4" w:color="D9D9D9"/>
+              <w:left w:val="single" w:sz="4" w:color="D9D9D9"/>
+              <w:bottom w:val="single" w:sz="4" w:color="D9D9D9"/>
+              <w:right w:val="single" w:sz="4" w:color="D9D9D9"/>
+            </w:tcBorders>
+            <w:tcMar>
+              <w:top w:w="95" w:type="dxa"/>
+              <w:left w:w="95" w:type="dxa"/>
+              <w:bottom w:w="95" w:type="dxa"/>
+              <w:right w:w="95" w:type="dxa"/>
+            </w:tcMar>
+            <w:shd w:fill="E8EEF3"/>
+          </w:tcPr>
+          <w:p>
+            <w:pPr>
+              <w:spacing w:after="0" w:line="280" w:lineRule="exact"/>
+              <w:jc w:val="center"/>
+            </w:pPr>
+            <w:r>
+              <w:rPr>
+                <w:rFonts w:ascii="Arial" w:hAnsi="Arial" w:eastAsia="Droid Sans Fallback"/>
+                <w:b/>
+                <w:color w:val="000000"/>
+                <w:sz w:val="20"/>
+              </w:rPr>
+              <w:t>행동</w:t>
+            </w:r>
+          </w:p>
+        </w:tc>
+        <w:tc>
+          <w:tcPr>
+            <w:tcW w:type="dxa" w:w="3917"/>
+            <w:vAlign w:val="center"/>
+            <w:tcBorders>
+              <w:top w:val="single" w:sz="4" w:color="D9D9D9"/>
+              <w:left w:val="single" w:sz="4" w:color="D9D9D9"/>
+              <w:bottom w:val="single" w:sz="4" w:color="D9D9D9"/>
+              <w:right w:val="single" w:sz="4" w:color="D9D9D9"/>
+            </w:tcBorders>
+            <w:tcMar>
+              <w:top w:w="95" w:type="dxa"/>
+              <w:left w:w="95" w:type="dxa"/>
+              <w:bottom w:w="95" w:type="dxa"/>
+              <w:right w:w="95" w:type="dxa"/>
+            </w:tcMar>
+            <w:shd w:fill="E8EEF3"/>
+          </w:tcPr>
+          <w:p>
+            <w:pPr>
+              <w:spacing w:after="0" w:line="280" w:lineRule="exact"/>
+              <w:jc w:val="center"/>
+            </w:pPr>
+            <w:r>
+              <w:rPr>
+                <w:rFonts w:ascii="Arial" w:hAnsi="Arial" w:eastAsia="Droid Sans Fallback"/>
+                <w:b/>
+                <w:color w:val="000000"/>
+                <w:sz w:val="20"/>
+              </w:rPr>
+              <w:t>결과</w:t>
             </w:r>
           </w:p>
         </w:tc>
@@ -612,7 +1177,7 @@
         </w:trPr>
         <w:tc>
           <w:tcPr>
-            <w:tcW w:type="dxa" w:w="1469"/>
+            <w:tcW w:type="dxa" w:w="3384"/>
             <w:vAlign w:val="center"/>
             <w:tcBorders>
               <w:top w:val="single" w:sz="4" w:color="D9D9D9"/>
@@ -639,15 +1204,17 @@
                 <w:color w:val="000000"/>
                 <w:sz w:val="20"/>
               </w:rPr>
-              <w:t>T06</w:t>
+              <w:t>T05</w:t>
               <w:br/>
-              <w:t>Plan Do See</w:t>
+              <w:t>대화가 끊겨도 이어지는 프로젝트</w:t>
+              <w:br/>
+              <w:t>2026.10</w:t>
             </w:r>
           </w:p>
         </w:tc>
         <w:tc>
           <w:tcPr>
-            <w:tcW w:type="dxa" w:w="979"/>
+            <w:tcW w:type="dxa" w:w="1080"/>
             <w:vAlign w:val="center"/>
             <w:tcBorders>
               <w:top w:val="single" w:sz="4" w:color="D9D9D9"/>
@@ -675,13 +1242,15 @@
                 <w:color w:val="000000"/>
                 <w:sz w:val="20"/>
               </w:rPr>
-              <w:t>자기조절력</w:t>
+              <w:t>자기</w:t>
+              <w:br/>
+              <w:t>동기력</w:t>
             </w:r>
           </w:p>
         </w:tc>
         <w:tc>
           <w:tcPr>
-            <w:tcW w:type="dxa" w:w="2347"/>
+            <w:tcW w:type="dxa" w:w="2995"/>
             <w:vAlign w:val="center"/>
             <w:tcBorders>
               <w:top w:val="single" w:sz="4" w:color="D9D9D9"/>
@@ -708,13 +1277,13 @@
                 <w:color w:val="000000"/>
                 <w:sz w:val="20"/>
               </w:rPr>
-              <w:t>API 저장과 화면 집계 오류가 반복됐습니다.</w:t>
+              <w:t>첫 AI가 만든 편집 기록 기능을 다음 AI가 이어서 완성해야 했습니다.</w:t>
             </w:r>
           </w:p>
         </w:tc>
         <w:tc>
           <w:tcPr>
-            <w:tcW w:type="dxa" w:w="2822"/>
+            <w:tcW w:type="dxa" w:w="3600"/>
             <w:vAlign w:val="center"/>
             <w:tcBorders>
               <w:top w:val="single" w:sz="4" w:color="D9D9D9"/>
@@ -741,13 +1310,13 @@
                 <w:color w:val="000000"/>
                 <w:sz w:val="20"/>
               </w:rPr>
-              <w:t>오류 메시지와 재현 조건을 하나씩 확인하며 저장·집계 방식의 수정을 이어갔습니다.</w:t>
+              <w:t>공통 검사와 인수인계 범위를 정하고 남은 기능의 구현을 요청·검증했습니다.</w:t>
             </w:r>
           </w:p>
         </w:tc>
         <w:tc>
           <w:tcPr>
-            <w:tcW w:type="dxa" w:w="2750"/>
+            <w:tcW w:type="dxa" w:w="3917"/>
             <w:vAlign w:val="center"/>
             <w:tcBorders>
               <w:top w:val="single" w:sz="4" w:color="D9D9D9"/>
@@ -774,7 +1343,7 @@
                 <w:color w:val="000000"/>
                 <w:sz w:val="20"/>
               </w:rPr>
-              <w:t>서버 저장과 실행 기록 수정, 대상별 집계 및 JSON 내보내기 기능을 구성했습니다.</w:t>
+              <w:t>시점 복원·20단계 제한·Redo 삭제 기능을 완성하고 인수인계 결과를 정리했습니다.</w:t>
             </w:r>
           </w:p>
         </w:tc>
@@ -785,7 +1354,7 @@
         </w:trPr>
         <w:tc>
           <w:tcPr>
-            <w:tcW w:type="dxa" w:w="1469"/>
+            <w:tcW w:type="dxa" w:w="3384"/>
             <w:vAlign w:val="center"/>
             <w:tcBorders>
               <w:top w:val="single" w:sz="4" w:color="D9D9D9"/>
@@ -812,15 +1381,17 @@
                 <w:color w:val="000000"/>
                 <w:sz w:val="20"/>
               </w:rPr>
-              <w:t>T09</w:t>
+              <w:t>T06</w:t>
               <w:br/>
-              <w:t>강점 서사</w:t>
+              <w:t>플랜두씨 다이어리 1 — 내 계획과 실제를 담는 앱</w:t>
+              <w:br/>
+              <w:t>2026.10</w:t>
             </w:r>
           </w:p>
         </w:tc>
         <w:tc>
           <w:tcPr>
-            <w:tcW w:type="dxa" w:w="979"/>
+            <w:tcW w:type="dxa" w:w="1080"/>
             <w:vAlign w:val="center"/>
             <w:tcBorders>
               <w:top w:val="single" w:sz="4" w:color="D9D9D9"/>
@@ -848,13 +1419,15 @@
                 <w:color w:val="000000"/>
                 <w:sz w:val="20"/>
               </w:rPr>
-              <w:t>대인관계력</w:t>
+              <w:t>자기</w:t>
+              <w:br/>
+              <w:t>조절력</w:t>
             </w:r>
           </w:p>
         </w:tc>
         <w:tc>
           <w:tcPr>
-            <w:tcW w:type="dxa" w:w="2347"/>
+            <w:tcW w:type="dxa" w:w="2995"/>
             <w:vAlign w:val="center"/>
             <w:tcBorders>
               <w:top w:val="single" w:sz="4" w:color="D9D9D9"/>
@@ -881,13 +1454,13 @@
                 <w:color w:val="000000"/>
                 <w:sz w:val="20"/>
               </w:rPr>
-              <w:t>수업과 실습에서 동료들과 함께 배우며 도움이 필요한 상황이 있었습니다.</w:t>
+              <w:t>계획·실행·돌아보기 앱에서 API 저장과 집계 오류가 반복됐습니다.</w:t>
             </w:r>
           </w:p>
         </w:tc>
         <w:tc>
           <w:tcPr>
-            <w:tcW w:type="dxa" w:w="2822"/>
+            <w:tcW w:type="dxa" w:w="3600"/>
             <w:vAlign w:val="center"/>
             <w:tcBorders>
               <w:top w:val="single" w:sz="4" w:color="D9D9D9"/>
@@ -914,13 +1487,13 @@
                 <w:color w:val="000000"/>
                 <w:sz w:val="20"/>
               </w:rPr>
-              <w:t>질문에 답하고 놓친 부분을 함께 확인한 경험을 리추얼·동료 평가와 대조했습니다.</w:t>
+              <w:t>오류 메시지와 재현 조건을 하나씩 확인하며 저장·집계 방식을 수정했습니다.</w:t>
             </w:r>
           </w:p>
         </w:tc>
         <w:tc>
           <w:tcPr>
-            <w:tcW w:type="dxa" w:w="2750"/>
+            <w:tcW w:type="dxa" w:w="3917"/>
             <w:vAlign w:val="center"/>
             <w:tcBorders>
               <w:top w:val="single" w:sz="4" w:color="D9D9D9"/>
@@ -947,7 +1520,7 @@
                 <w:color w:val="000000"/>
                 <w:sz w:val="20"/>
               </w:rPr>
-              <w:t>동료의 문제 해결에 도움을 준 기록과 주변을 챙긴다는 평가를 강점 서사로 연결했습니다.</w:t>
+              <w:t>서버 저장, 실행 기록 조회·수정, 대상별 집계와 JSON 내보내기를 구성했습니다.</w:t>
             </w:r>
           </w:p>
         </w:tc>
@@ -958,7 +1531,7 @@
         </w:trPr>
         <w:tc>
           <w:tcPr>
-            <w:tcW w:type="dxa" w:w="1469"/>
+            <w:tcW w:type="dxa" w:w="3384"/>
             <w:vAlign w:val="center"/>
             <w:tcBorders>
               <w:top w:val="single" w:sz="4" w:color="D9D9D9"/>
@@ -985,15 +1558,17 @@
                 <w:color w:val="000000"/>
                 <w:sz w:val="20"/>
               </w:rPr>
-              <w:t>T10</w:t>
+              <w:t>T07</w:t>
               <w:br/>
-              <w:t>논문</w:t>
+              <w:t>플랜두씨 다이어리 2 — 인증을 붙이고, 어떻게 붙였는지 설명하기</w:t>
+              <w:br/>
+              <w:t>2026.10</w:t>
             </w:r>
           </w:p>
         </w:tc>
         <w:tc>
           <w:tcPr>
-            <w:tcW w:type="dxa" w:w="979"/>
+            <w:tcW w:type="dxa" w:w="1080"/>
             <w:vAlign w:val="center"/>
             <w:tcBorders>
               <w:top w:val="single" w:sz="4" w:color="D9D9D9"/>
@@ -1021,13 +1596,15 @@
                 <w:color w:val="000000"/>
                 <w:sz w:val="20"/>
               </w:rPr>
-              <w:t>자기동기력</w:t>
+              <w:t>자기</w:t>
+              <w:br/>
+              <w:t>동기력</w:t>
             </w:r>
           </w:p>
         </w:tc>
         <w:tc>
           <w:tcPr>
-            <w:tcW w:type="dxa" w:w="2347"/>
+            <w:tcW w:type="dxa" w:w="2995"/>
             <w:vAlign w:val="center"/>
             <w:tcBorders>
               <w:top w:val="single" w:sz="4" w:color="D9D9D9"/>
@@ -1054,13 +1631,13 @@
                 <w:color w:val="000000"/>
                 <w:sz w:val="20"/>
               </w:rPr>
-              <w:t>네트워크·서버 장애 대응을 공개 자료로 조사하는 과제였습니다.</w:t>
+              <w:t>기존 다이어리를 계정별로 사용할 수 있도록 확장해야 했습니다.</w:t>
             </w:r>
           </w:p>
         </w:tc>
         <w:tc>
           <w:tcPr>
-            <w:tcW w:type="dxa" w:w="2822"/>
+            <w:tcW w:type="dxa" w:w="3600"/>
             <w:vAlign w:val="center"/>
             <w:tcBorders>
               <w:top w:val="single" w:sz="4" w:color="D9D9D9"/>
@@ -1087,13 +1664,13 @@
                 <w:color w:val="000000"/>
                 <w:sz w:val="20"/>
               </w:rPr>
-              <w:t>학술문헌과 공식 장애 사례를 비교하고, 원인·복구 제약·조치·회복 기준을 구분했습니다.</w:t>
+              <w:t>T06에 회원가입·로그인과 사용자별 조회·저장을 연결하고 인증 흐름을 문서화했습니다.</w:t>
             </w:r>
           </w:p>
         </w:tc>
         <w:tc>
           <w:tcPr>
-            <w:tcW w:type="dxa" w:w="2750"/>
+            <w:tcW w:type="dxa" w:w="3917"/>
             <w:vAlign w:val="center"/>
             <w:tcBorders>
               <w:top w:val="single" w:sz="4" w:color="D9D9D9"/>
@@ -1120,7 +1697,932 @@
                 <w:color w:val="000000"/>
                 <w:sz w:val="20"/>
               </w:rPr>
-              <w:t>학술논문 5편·사례 20건을 바탕으로 논문과 계산을 다시 확인할 재현 자료를 작성했습니다.</w:t>
+              <w:t>Supabase Auth와 서버 세션을 이용한 인증 및 사용자별 데이터 분리 기능을 추가했습니다.</w:t>
+            </w:r>
+          </w:p>
+        </w:tc>
+      </w:tr>
+      <w:tr>
+        <w:trPr>
+          <w:cantSplit/>
+        </w:trPr>
+        <w:tc>
+          <w:tcPr>
+            <w:tcW w:type="dxa" w:w="3384"/>
+            <w:vAlign w:val="center"/>
+            <w:tcBorders>
+              <w:top w:val="single" w:sz="4" w:color="D9D9D9"/>
+              <w:left w:val="single" w:sz="4" w:color="D9D9D9"/>
+              <w:bottom w:val="single" w:sz="4" w:color="D9D9D9"/>
+              <w:right w:val="single" w:sz="4" w:color="D9D9D9"/>
+            </w:tcBorders>
+            <w:tcMar>
+              <w:top w:w="95" w:type="dxa"/>
+              <w:left w:w="95" w:type="dxa"/>
+              <w:bottom w:w="95" w:type="dxa"/>
+              <w:right w:w="95" w:type="dxa"/>
+            </w:tcMar>
+            <w:shd w:fill="F6F8FA"/>
+          </w:tcPr>
+          <w:p>
+            <w:pPr>
+              <w:spacing w:after="0" w:line="280" w:lineRule="exact"/>
+            </w:pPr>
+            <w:r>
+              <w:rPr>
+                <w:rFonts w:ascii="Arial" w:hAnsi="Arial" w:eastAsia="Droid Sans Fallback"/>
+                <w:b w:val="0"/>
+                <w:color w:val="000000"/>
+                <w:sz w:val="20"/>
+              </w:rPr>
+              <w:t>T08</w:t>
+              <w:br/>
+              <w:t>내 소개 페이지에 패스키 달기 — 비밀번호 없이 나만 들어가기</w:t>
+              <w:br/>
+              <w:t>2026.10</w:t>
+            </w:r>
+          </w:p>
+        </w:tc>
+        <w:tc>
+          <w:tcPr>
+            <w:tcW w:type="dxa" w:w="1080"/>
+            <w:vAlign w:val="center"/>
+            <w:tcBorders>
+              <w:top w:val="single" w:sz="4" w:color="D9D9D9"/>
+              <w:left w:val="single" w:sz="4" w:color="D9D9D9"/>
+              <w:bottom w:val="single" w:sz="4" w:color="D9D9D9"/>
+              <w:right w:val="single" w:sz="4" w:color="D9D9D9"/>
+            </w:tcBorders>
+            <w:tcMar>
+              <w:top w:w="95" w:type="dxa"/>
+              <w:left w:w="95" w:type="dxa"/>
+              <w:bottom w:w="95" w:type="dxa"/>
+              <w:right w:w="95" w:type="dxa"/>
+            </w:tcMar>
+            <w:shd w:fill="F6F8FA"/>
+          </w:tcPr>
+          <w:p>
+            <w:pPr>
+              <w:spacing w:after="0" w:line="280" w:lineRule="exact"/>
+              <w:jc w:val="center"/>
+            </w:pPr>
+            <w:r>
+              <w:rPr>
+                <w:rFonts w:ascii="Arial" w:hAnsi="Arial" w:eastAsia="Droid Sans Fallback"/>
+                <w:b w:val="0"/>
+                <w:color w:val="000000"/>
+                <w:sz w:val="20"/>
+              </w:rPr>
+              <w:t>자기</w:t>
+              <w:br/>
+              <w:t>동기력</w:t>
+            </w:r>
+          </w:p>
+        </w:tc>
+        <w:tc>
+          <w:tcPr>
+            <w:tcW w:type="dxa" w:w="2995"/>
+            <w:vAlign w:val="center"/>
+            <w:tcBorders>
+              <w:top w:val="single" w:sz="4" w:color="D9D9D9"/>
+              <w:left w:val="single" w:sz="4" w:color="D9D9D9"/>
+              <w:bottom w:val="single" w:sz="4" w:color="D9D9D9"/>
+              <w:right w:val="single" w:sz="4" w:color="D9D9D9"/>
+            </w:tcBorders>
+            <w:tcMar>
+              <w:top w:w="95" w:type="dxa"/>
+              <w:left w:w="95" w:type="dxa"/>
+              <w:bottom w:w="95" w:type="dxa"/>
+              <w:right w:w="95" w:type="dxa"/>
+            </w:tcMar>
+            <w:shd w:fill="F6F8FA"/>
+          </w:tcPr>
+          <w:p>
+            <w:pPr>
+              <w:spacing w:after="0" w:line="280" w:lineRule="exact"/>
+            </w:pPr>
+            <w:r>
+              <w:rPr>
+                <w:rFonts w:ascii="Arial" w:hAnsi="Arial" w:eastAsia="Droid Sans Fallback"/>
+                <w:b w:val="0"/>
+                <w:color w:val="000000"/>
+                <w:sz w:val="20"/>
+              </w:rPr>
+              <w:t>공개 소개는 유지하면서 비공개 자료는 본인만 볼 수 있어야 했습니다.</w:t>
+            </w:r>
+          </w:p>
+        </w:tc>
+        <w:tc>
+          <w:tcPr>
+            <w:tcW w:type="dxa" w:w="3600"/>
+            <w:vAlign w:val="center"/>
+            <w:tcBorders>
+              <w:top w:val="single" w:sz="4" w:color="D9D9D9"/>
+              <w:left w:val="single" w:sz="4" w:color="D9D9D9"/>
+              <w:bottom w:val="single" w:sz="4" w:color="D9D9D9"/>
+              <w:right w:val="single" w:sz="4" w:color="D9D9D9"/>
+            </w:tcBorders>
+            <w:tcMar>
+              <w:top w:w="95" w:type="dxa"/>
+              <w:left w:w="95" w:type="dxa"/>
+              <w:bottom w:w="95" w:type="dxa"/>
+              <w:right w:w="95" w:type="dxa"/>
+            </w:tcMar>
+            <w:shd w:fill="F6F8FA"/>
+          </w:tcPr>
+          <w:p>
+            <w:pPr>
+              <w:spacing w:after="0" w:line="280" w:lineRule="exact"/>
+            </w:pPr>
+            <w:r>
+              <w:rPr>
+                <w:rFonts w:ascii="Arial" w:hAnsi="Arial" w:eastAsia="Droid Sans Fallback"/>
+                <w:b w:val="0"/>
+                <w:color w:val="000000"/>
+                <w:sz w:val="20"/>
+              </w:rPr>
+              <w:t>패스키 인증·관리와 자료 소유자 검사를 구성하고 검증용 두 계정의 접근을 확인했습니다.</w:t>
+            </w:r>
+          </w:p>
+        </w:tc>
+        <w:tc>
+          <w:tcPr>
+            <w:tcW w:type="dxa" w:w="3917"/>
+            <w:vAlign w:val="center"/>
+            <w:tcBorders>
+              <w:top w:val="single" w:sz="4" w:color="D9D9D9"/>
+              <w:left w:val="single" w:sz="4" w:color="D9D9D9"/>
+              <w:bottom w:val="single" w:sz="4" w:color="D9D9D9"/>
+              <w:right w:val="single" w:sz="4" w:color="D9D9D9"/>
+            </w:tcBorders>
+            <w:tcMar>
+              <w:top w:w="95" w:type="dxa"/>
+              <w:left w:w="95" w:type="dxa"/>
+              <w:bottom w:w="95" w:type="dxa"/>
+              <w:right w:w="95" w:type="dxa"/>
+            </w:tcMar>
+            <w:shd w:fill="F6F8FA"/>
+          </w:tcPr>
+          <w:p>
+            <w:pPr>
+              <w:spacing w:after="0" w:line="280" w:lineRule="exact"/>
+            </w:pPr>
+            <w:r>
+              <w:rPr>
+                <w:rFonts w:ascii="Arial" w:hAnsi="Arial" w:eastAsia="Droid Sans Fallback"/>
+                <w:b w:val="0"/>
+                <w:color w:val="000000"/>
+                <w:sz w:val="20"/>
+              </w:rPr>
+              <w:t>패스키 로그인·로그아웃과 백업 키 관리, 계정 간 비공개 자료 접근 차단을 확인했습니다.</w:t>
+            </w:r>
+          </w:p>
+        </w:tc>
+      </w:tr>
+    </w:tbl>
+    <w:p>
+      <w:pPr>
+        <w:spacing w:after="0" w:before="0" w:line="60" w:lineRule="exact"/>
+      </w:pPr>
+      <w:r>
+        <w:rPr>
+          <w:rFonts w:ascii="Arial" w:hAnsi="Arial" w:eastAsia="Droid Sans Fallback"/>
+          <w:b w:val="0"/>
+          <w:color w:val="000000"/>
+          <w:sz w:val="2"/>
+        </w:rPr>
+      </w:r>
+    </w:p>
+    <w:p>
+      <w:r>
+        <w:br w:type="page"/>
+      </w:r>
+    </w:p>
+    <w:p>
+      <w:pPr>
+        <w:pStyle w:val="Heading1"/>
+      </w:pPr>
+      <w:r>
+        <w:t>과제별 경험 · T09–T11</w:t>
+      </w:r>
+    </w:p>
+    <w:tbl>
+      <w:tblPr>
+        <w:tblW w:type="auto" w:w="0"/>
+        <w:jc w:val="center"/>
+        <w:tblLayout w:type="fixed"/>
+        <w:tblLook w:firstColumn="1" w:firstRow="1" w:lastColumn="0" w:lastRow="0" w:noHBand="0" w:noVBand="1" w:val="04A0"/>
+      </w:tblPr>
+      <w:tblGrid>
+        <w:gridCol w:w="3384"/>
+        <w:gridCol w:w="1080"/>
+        <w:gridCol w:w="2995"/>
+        <w:gridCol w:w="3600"/>
+        <w:gridCol w:w="3917"/>
+      </w:tblGrid>
+      <w:tr>
+        <w:trPr>
+          <w:tblHeader/>
+          <w:cantSplit/>
+        </w:trPr>
+        <w:tc>
+          <w:tcPr>
+            <w:tcW w:type="dxa" w:w="3384"/>
+            <w:vAlign w:val="center"/>
+            <w:tcBorders>
+              <w:top w:val="single" w:sz="4" w:color="D9D9D9"/>
+              <w:left w:val="single" w:sz="4" w:color="D9D9D9"/>
+              <w:bottom w:val="single" w:sz="4" w:color="D9D9D9"/>
+              <w:right w:val="single" w:sz="4" w:color="D9D9D9"/>
+            </w:tcBorders>
+            <w:tcMar>
+              <w:top w:w="95" w:type="dxa"/>
+              <w:left w:w="95" w:type="dxa"/>
+              <w:bottom w:w="95" w:type="dxa"/>
+              <w:right w:w="95" w:type="dxa"/>
+            </w:tcMar>
+            <w:shd w:fill="E8EEF3"/>
+          </w:tcPr>
+          <w:p>
+            <w:pPr>
+              <w:spacing w:after="0" w:line="280" w:lineRule="exact"/>
+              <w:jc w:val="center"/>
+            </w:pPr>
+            <w:r>
+              <w:rPr>
+                <w:rFonts w:ascii="Arial" w:hAnsi="Arial" w:eastAsia="Droid Sans Fallback"/>
+                <w:b/>
+                <w:color w:val="000000"/>
+                <w:sz w:val="20"/>
+              </w:rPr>
+              <w:t>과제 · 기간</w:t>
+            </w:r>
+          </w:p>
+        </w:tc>
+        <w:tc>
+          <w:tcPr>
+            <w:tcW w:type="dxa" w:w="1080"/>
+            <w:vAlign w:val="center"/>
+            <w:tcBorders>
+              <w:top w:val="single" w:sz="4" w:color="D9D9D9"/>
+              <w:left w:val="single" w:sz="4" w:color="D9D9D9"/>
+              <w:bottom w:val="single" w:sz="4" w:color="D9D9D9"/>
+              <w:right w:val="single" w:sz="4" w:color="D9D9D9"/>
+            </w:tcBorders>
+            <w:tcMar>
+              <w:top w:w="95" w:type="dxa"/>
+              <w:left w:w="95" w:type="dxa"/>
+              <w:bottom w:w="95" w:type="dxa"/>
+              <w:right w:w="95" w:type="dxa"/>
+            </w:tcMar>
+            <w:shd w:fill="E8EEF3"/>
+          </w:tcPr>
+          <w:p>
+            <w:pPr>
+              <w:spacing w:after="0" w:line="280" w:lineRule="exact"/>
+              <w:jc w:val="center"/>
+            </w:pPr>
+            <w:r>
+              <w:rPr>
+                <w:rFonts w:ascii="Arial" w:hAnsi="Arial" w:eastAsia="Droid Sans Fallback"/>
+                <w:b/>
+                <w:color w:val="000000"/>
+                <w:sz w:val="20"/>
+              </w:rPr>
+              <w:t>능력</w:t>
+            </w:r>
+          </w:p>
+        </w:tc>
+        <w:tc>
+          <w:tcPr>
+            <w:tcW w:type="dxa" w:w="2995"/>
+            <w:vAlign w:val="center"/>
+            <w:tcBorders>
+              <w:top w:val="single" w:sz="4" w:color="D9D9D9"/>
+              <w:left w:val="single" w:sz="4" w:color="D9D9D9"/>
+              <w:bottom w:val="single" w:sz="4" w:color="D9D9D9"/>
+              <w:right w:val="single" w:sz="4" w:color="D9D9D9"/>
+            </w:tcBorders>
+            <w:tcMar>
+              <w:top w:w="95" w:type="dxa"/>
+              <w:left w:w="95" w:type="dxa"/>
+              <w:bottom w:w="95" w:type="dxa"/>
+              <w:right w:w="95" w:type="dxa"/>
+            </w:tcMar>
+            <w:shd w:fill="E8EEF3"/>
+          </w:tcPr>
+          <w:p>
+            <w:pPr>
+              <w:spacing w:after="0" w:line="280" w:lineRule="exact"/>
+              <w:jc w:val="center"/>
+            </w:pPr>
+            <w:r>
+              <w:rPr>
+                <w:rFonts w:ascii="Arial" w:hAnsi="Arial" w:eastAsia="Droid Sans Fallback"/>
+                <w:b/>
+                <w:color w:val="000000"/>
+                <w:sz w:val="20"/>
+              </w:rPr>
+              <w:t>상황</w:t>
+            </w:r>
+          </w:p>
+        </w:tc>
+        <w:tc>
+          <w:tcPr>
+            <w:tcW w:type="dxa" w:w="3600"/>
+            <w:vAlign w:val="center"/>
+            <w:tcBorders>
+              <w:top w:val="single" w:sz="4" w:color="D9D9D9"/>
+              <w:left w:val="single" w:sz="4" w:color="D9D9D9"/>
+              <w:bottom w:val="single" w:sz="4" w:color="D9D9D9"/>
+              <w:right w:val="single" w:sz="4" w:color="D9D9D9"/>
+            </w:tcBorders>
+            <w:tcMar>
+              <w:top w:w="95" w:type="dxa"/>
+              <w:left w:w="95" w:type="dxa"/>
+              <w:bottom w:w="95" w:type="dxa"/>
+              <w:right w:w="95" w:type="dxa"/>
+            </w:tcMar>
+            <w:shd w:fill="E8EEF3"/>
+          </w:tcPr>
+          <w:p>
+            <w:pPr>
+              <w:spacing w:after="0" w:line="280" w:lineRule="exact"/>
+              <w:jc w:val="center"/>
+            </w:pPr>
+            <w:r>
+              <w:rPr>
+                <w:rFonts w:ascii="Arial" w:hAnsi="Arial" w:eastAsia="Droid Sans Fallback"/>
+                <w:b/>
+                <w:color w:val="000000"/>
+                <w:sz w:val="20"/>
+              </w:rPr>
+              <w:t>행동</w:t>
+            </w:r>
+          </w:p>
+        </w:tc>
+        <w:tc>
+          <w:tcPr>
+            <w:tcW w:type="dxa" w:w="3917"/>
+            <w:vAlign w:val="center"/>
+            <w:tcBorders>
+              <w:top w:val="single" w:sz="4" w:color="D9D9D9"/>
+              <w:left w:val="single" w:sz="4" w:color="D9D9D9"/>
+              <w:bottom w:val="single" w:sz="4" w:color="D9D9D9"/>
+              <w:right w:val="single" w:sz="4" w:color="D9D9D9"/>
+            </w:tcBorders>
+            <w:tcMar>
+              <w:top w:w="95" w:type="dxa"/>
+              <w:left w:w="95" w:type="dxa"/>
+              <w:bottom w:w="95" w:type="dxa"/>
+              <w:right w:w="95" w:type="dxa"/>
+            </w:tcMar>
+            <w:shd w:fill="E8EEF3"/>
+          </w:tcPr>
+          <w:p>
+            <w:pPr>
+              <w:spacing w:after="0" w:line="280" w:lineRule="exact"/>
+              <w:jc w:val="center"/>
+            </w:pPr>
+            <w:r>
+              <w:rPr>
+                <w:rFonts w:ascii="Arial" w:hAnsi="Arial" w:eastAsia="Droid Sans Fallback"/>
+                <w:b/>
+                <w:color w:val="000000"/>
+                <w:sz w:val="20"/>
+              </w:rPr>
+              <w:t>결과</w:t>
+            </w:r>
+          </w:p>
+        </w:tc>
+      </w:tr>
+      <w:tr>
+        <w:trPr>
+          <w:cantSplit/>
+        </w:trPr>
+        <w:tc>
+          <w:tcPr>
+            <w:tcW w:type="dxa" w:w="3384"/>
+            <w:vAlign w:val="center"/>
+            <w:tcBorders>
+              <w:top w:val="single" w:sz="4" w:color="D9D9D9"/>
+              <w:left w:val="single" w:sz="4" w:color="D9D9D9"/>
+              <w:bottom w:val="single" w:sz="4" w:color="D9D9D9"/>
+              <w:right w:val="single" w:sz="4" w:color="D9D9D9"/>
+            </w:tcBorders>
+            <w:tcMar>
+              <w:top w:w="95" w:type="dxa"/>
+              <w:left w:w="95" w:type="dxa"/>
+              <w:bottom w:w="95" w:type="dxa"/>
+              <w:right w:w="95" w:type="dxa"/>
+            </w:tcMar>
+            <w:shd w:fill="FFFFFF"/>
+          </w:tcPr>
+          <w:p>
+            <w:pPr>
+              <w:spacing w:after="0" w:line="280" w:lineRule="exact"/>
+            </w:pPr>
+            <w:r>
+              <w:rPr>
+                <w:rFonts w:ascii="Arial" w:hAnsi="Arial" w:eastAsia="Droid Sans Fallback"/>
+                <w:b w:val="0"/>
+                <w:color w:val="000000"/>
+                <w:sz w:val="20"/>
+              </w:rPr>
+              <w:t>T09</w:t>
+              <w:br/>
+              <w:t>나를 말하는 에이전트: 리추얼 기록에서 내 강점과 이야기를 찾습니다</w:t>
+              <w:br/>
+              <w:t>2026.10</w:t>
+            </w:r>
+          </w:p>
+        </w:tc>
+        <w:tc>
+          <w:tcPr>
+            <w:tcW w:type="dxa" w:w="1080"/>
+            <w:vAlign w:val="center"/>
+            <w:tcBorders>
+              <w:top w:val="single" w:sz="4" w:color="D9D9D9"/>
+              <w:left w:val="single" w:sz="4" w:color="D9D9D9"/>
+              <w:bottom w:val="single" w:sz="4" w:color="D9D9D9"/>
+              <w:right w:val="single" w:sz="4" w:color="D9D9D9"/>
+            </w:tcBorders>
+            <w:tcMar>
+              <w:top w:w="95" w:type="dxa"/>
+              <w:left w:w="95" w:type="dxa"/>
+              <w:bottom w:w="95" w:type="dxa"/>
+              <w:right w:w="95" w:type="dxa"/>
+            </w:tcMar>
+            <w:shd w:fill="FFFFFF"/>
+          </w:tcPr>
+          <w:p>
+            <w:pPr>
+              <w:spacing w:after="0" w:line="280" w:lineRule="exact"/>
+              <w:jc w:val="center"/>
+            </w:pPr>
+            <w:r>
+              <w:rPr>
+                <w:rFonts w:ascii="Arial" w:hAnsi="Arial" w:eastAsia="Droid Sans Fallback"/>
+                <w:b w:val="0"/>
+                <w:color w:val="000000"/>
+                <w:sz w:val="20"/>
+              </w:rPr>
+              <w:t>대인</w:t>
+              <w:br/>
+              <w:t>관계력</w:t>
+            </w:r>
+          </w:p>
+        </w:tc>
+        <w:tc>
+          <w:tcPr>
+            <w:tcW w:type="dxa" w:w="2995"/>
+            <w:vAlign w:val="center"/>
+            <w:tcBorders>
+              <w:top w:val="single" w:sz="4" w:color="D9D9D9"/>
+              <w:left w:val="single" w:sz="4" w:color="D9D9D9"/>
+              <w:bottom w:val="single" w:sz="4" w:color="D9D9D9"/>
+              <w:right w:val="single" w:sz="4" w:color="D9D9D9"/>
+            </w:tcBorders>
+            <w:tcMar>
+              <w:top w:w="95" w:type="dxa"/>
+              <w:left w:w="95" w:type="dxa"/>
+              <w:bottom w:w="95" w:type="dxa"/>
+              <w:right w:w="95" w:type="dxa"/>
+            </w:tcMar>
+            <w:shd w:fill="FFFFFF"/>
+          </w:tcPr>
+          <w:p>
+            <w:pPr>
+              <w:spacing w:after="0" w:line="280" w:lineRule="exact"/>
+            </w:pPr>
+            <w:r>
+              <w:rPr>
+                <w:rFonts w:ascii="Arial" w:hAnsi="Arial" w:eastAsia="Droid Sans Fallback"/>
+                <w:b w:val="0"/>
+                <w:color w:val="000000"/>
+                <w:sz w:val="20"/>
+              </w:rPr>
+              <w:t>동료들과 함께 배우며 질문에 답하고 놓친 부분을 함께 확인한 경험이 있었습니다.</w:t>
+            </w:r>
+          </w:p>
+        </w:tc>
+        <w:tc>
+          <w:tcPr>
+            <w:tcW w:type="dxa" w:w="3600"/>
+            <w:vAlign w:val="center"/>
+            <w:tcBorders>
+              <w:top w:val="single" w:sz="4" w:color="D9D9D9"/>
+              <w:left w:val="single" w:sz="4" w:color="D9D9D9"/>
+              <w:bottom w:val="single" w:sz="4" w:color="D9D9D9"/>
+              <w:right w:val="single" w:sz="4" w:color="D9D9D9"/>
+            </w:tcBorders>
+            <w:tcMar>
+              <w:top w:w="95" w:type="dxa"/>
+              <w:left w:w="95" w:type="dxa"/>
+              <w:bottom w:w="95" w:type="dxa"/>
+              <w:right w:w="95" w:type="dxa"/>
+            </w:tcMar>
+            <w:shd w:fill="FFFFFF"/>
+          </w:tcPr>
+          <w:p>
+            <w:pPr>
+              <w:spacing w:after="0" w:line="280" w:lineRule="exact"/>
+            </w:pPr>
+            <w:r>
+              <w:rPr>
+                <w:rFonts w:ascii="Arial" w:hAnsi="Arial" w:eastAsia="Droid Sans Fallback"/>
+                <w:b w:val="0"/>
+                <w:color w:val="000000"/>
+                <w:sz w:val="20"/>
+              </w:rPr>
+              <w:t>도움을 주고받은 장면을 리추얼 기록·동료 평가와 대조해 강점의 근거를 골랐습니다.</w:t>
+            </w:r>
+          </w:p>
+        </w:tc>
+        <w:tc>
+          <w:tcPr>
+            <w:tcW w:type="dxa" w:w="3917"/>
+            <w:vAlign w:val="center"/>
+            <w:tcBorders>
+              <w:top w:val="single" w:sz="4" w:color="D9D9D9"/>
+              <w:left w:val="single" w:sz="4" w:color="D9D9D9"/>
+              <w:bottom w:val="single" w:sz="4" w:color="D9D9D9"/>
+              <w:right w:val="single" w:sz="4" w:color="D9D9D9"/>
+            </w:tcBorders>
+            <w:tcMar>
+              <w:top w:w="95" w:type="dxa"/>
+              <w:left w:w="95" w:type="dxa"/>
+              <w:bottom w:w="95" w:type="dxa"/>
+              <w:right w:w="95" w:type="dxa"/>
+            </w:tcMar>
+            <w:shd w:fill="FFFFFF"/>
+          </w:tcPr>
+          <w:p>
+            <w:pPr>
+              <w:spacing w:after="0" w:line="280" w:lineRule="exact"/>
+            </w:pPr>
+            <w:r>
+              <w:rPr>
+                <w:rFonts w:ascii="Arial" w:hAnsi="Arial" w:eastAsia="Droid Sans Fallback"/>
+                <w:b w:val="0"/>
+                <w:color w:val="000000"/>
+                <w:sz w:val="20"/>
+              </w:rPr>
+              <w:t>주변을 챙긴다는 평가와 동료의 문제 해결을 도운 기록을 자기소개 서사로 연결했습니다.</w:t>
+            </w:r>
+          </w:p>
+        </w:tc>
+      </w:tr>
+      <w:tr>
+        <w:trPr>
+          <w:cantSplit/>
+        </w:trPr>
+        <w:tc>
+          <w:tcPr>
+            <w:tcW w:type="dxa" w:w="3384"/>
+            <w:vAlign w:val="center"/>
+            <w:tcBorders>
+              <w:top w:val="single" w:sz="4" w:color="D9D9D9"/>
+              <w:left w:val="single" w:sz="4" w:color="D9D9D9"/>
+              <w:bottom w:val="single" w:sz="4" w:color="D9D9D9"/>
+              <w:right w:val="single" w:sz="4" w:color="D9D9D9"/>
+            </w:tcBorders>
+            <w:tcMar>
+              <w:top w:w="95" w:type="dxa"/>
+              <w:left w:w="95" w:type="dxa"/>
+              <w:bottom w:w="95" w:type="dxa"/>
+              <w:right w:w="95" w:type="dxa"/>
+            </w:tcMar>
+            <w:shd w:fill="F6F8FA"/>
+          </w:tcPr>
+          <w:p>
+            <w:pPr>
+              <w:spacing w:after="0" w:line="280" w:lineRule="exact"/>
+            </w:pPr>
+            <w:r>
+              <w:rPr>
+                <w:rFonts w:ascii="Arial" w:hAnsi="Arial" w:eastAsia="Droid Sans Fallback"/>
+                <w:b w:val="0"/>
+                <w:color w:val="000000"/>
+                <w:sz w:val="20"/>
+              </w:rPr>
+              <w:t>T10</w:t>
+              <w:br/>
+              <w:t>AI와 함께 쓰는 첫 논문 — 가설에서 결론까지</w:t>
+              <w:br/>
+              <w:t>2026.10</w:t>
+            </w:r>
+          </w:p>
+        </w:tc>
+        <w:tc>
+          <w:tcPr>
+            <w:tcW w:type="dxa" w:w="1080"/>
+            <w:vAlign w:val="center"/>
+            <w:tcBorders>
+              <w:top w:val="single" w:sz="4" w:color="D9D9D9"/>
+              <w:left w:val="single" w:sz="4" w:color="D9D9D9"/>
+              <w:bottom w:val="single" w:sz="4" w:color="D9D9D9"/>
+              <w:right w:val="single" w:sz="4" w:color="D9D9D9"/>
+            </w:tcBorders>
+            <w:tcMar>
+              <w:top w:w="95" w:type="dxa"/>
+              <w:left w:w="95" w:type="dxa"/>
+              <w:bottom w:w="95" w:type="dxa"/>
+              <w:right w:w="95" w:type="dxa"/>
+            </w:tcMar>
+            <w:shd w:fill="F6F8FA"/>
+          </w:tcPr>
+          <w:p>
+            <w:pPr>
+              <w:spacing w:after="0" w:line="280" w:lineRule="exact"/>
+              <w:jc w:val="center"/>
+            </w:pPr>
+            <w:r>
+              <w:rPr>
+                <w:rFonts w:ascii="Arial" w:hAnsi="Arial" w:eastAsia="Droid Sans Fallback"/>
+                <w:b w:val="0"/>
+                <w:color w:val="000000"/>
+                <w:sz w:val="20"/>
+              </w:rPr>
+              <w:t>자기</w:t>
+              <w:br/>
+              <w:t>동기력</w:t>
+            </w:r>
+          </w:p>
+        </w:tc>
+        <w:tc>
+          <w:tcPr>
+            <w:tcW w:type="dxa" w:w="2995"/>
+            <w:vAlign w:val="center"/>
+            <w:tcBorders>
+              <w:top w:val="single" w:sz="4" w:color="D9D9D9"/>
+              <w:left w:val="single" w:sz="4" w:color="D9D9D9"/>
+              <w:bottom w:val="single" w:sz="4" w:color="D9D9D9"/>
+              <w:right w:val="single" w:sz="4" w:color="D9D9D9"/>
+            </w:tcBorders>
+            <w:tcMar>
+              <w:top w:w="95" w:type="dxa"/>
+              <w:left w:w="95" w:type="dxa"/>
+              <w:bottom w:w="95" w:type="dxa"/>
+              <w:right w:w="95" w:type="dxa"/>
+            </w:tcMar>
+            <w:shd w:fill="F6F8FA"/>
+          </w:tcPr>
+          <w:p>
+            <w:pPr>
+              <w:spacing w:after="0" w:line="280" w:lineRule="exact"/>
+            </w:pPr>
+            <w:r>
+              <w:rPr>
+                <w:rFonts w:ascii="Arial" w:hAnsi="Arial" w:eastAsia="Droid Sans Fallback"/>
+                <w:b w:val="0"/>
+                <w:color w:val="000000"/>
+                <w:sz w:val="20"/>
+              </w:rPr>
+              <w:t>네트워크·서버 장애 대응을 공개 자료에 근거해 연구해야 했습니다.</w:t>
+            </w:r>
+          </w:p>
+        </w:tc>
+        <w:tc>
+          <w:tcPr>
+            <w:tcW w:type="dxa" w:w="3600"/>
+            <w:vAlign w:val="center"/>
+            <w:tcBorders>
+              <w:top w:val="single" w:sz="4" w:color="D9D9D9"/>
+              <w:left w:val="single" w:sz="4" w:color="D9D9D9"/>
+              <w:bottom w:val="single" w:sz="4" w:color="D9D9D9"/>
+              <w:right w:val="single" w:sz="4" w:color="D9D9D9"/>
+            </w:tcBorders>
+            <w:tcMar>
+              <w:top w:w="95" w:type="dxa"/>
+              <w:left w:w="95" w:type="dxa"/>
+              <w:bottom w:w="95" w:type="dxa"/>
+              <w:right w:w="95" w:type="dxa"/>
+            </w:tcMar>
+            <w:shd w:fill="F6F8FA"/>
+          </w:tcPr>
+          <w:p>
+            <w:pPr>
+              <w:spacing w:after="0" w:line="280" w:lineRule="exact"/>
+            </w:pPr>
+            <w:r>
+              <w:rPr>
+                <w:rFonts w:ascii="Arial" w:hAnsi="Arial" w:eastAsia="Droid Sans Fallback"/>
+                <w:b w:val="0"/>
+                <w:color w:val="000000"/>
+                <w:sz w:val="20"/>
+              </w:rPr>
+              <w:t>학술문헌과 공식 장애 사례를 비교하고 원인·복구 제약·조치·회복 기준을 구분했습니다.</w:t>
+            </w:r>
+          </w:p>
+        </w:tc>
+        <w:tc>
+          <w:tcPr>
+            <w:tcW w:type="dxa" w:w="3917"/>
+            <w:vAlign w:val="center"/>
+            <w:tcBorders>
+              <w:top w:val="single" w:sz="4" w:color="D9D9D9"/>
+              <w:left w:val="single" w:sz="4" w:color="D9D9D9"/>
+              <w:bottom w:val="single" w:sz="4" w:color="D9D9D9"/>
+              <w:right w:val="single" w:sz="4" w:color="D9D9D9"/>
+            </w:tcBorders>
+            <w:tcMar>
+              <w:top w:w="95" w:type="dxa"/>
+              <w:left w:w="95" w:type="dxa"/>
+              <w:bottom w:w="95" w:type="dxa"/>
+              <w:right w:w="95" w:type="dxa"/>
+            </w:tcMar>
+            <w:shd w:fill="F6F8FA"/>
+          </w:tcPr>
+          <w:p>
+            <w:pPr>
+              <w:spacing w:after="0" w:line="280" w:lineRule="exact"/>
+            </w:pPr>
+            <w:r>
+              <w:rPr>
+                <w:rFonts w:ascii="Arial" w:hAnsi="Arial" w:eastAsia="Droid Sans Fallback"/>
+                <w:b w:val="0"/>
+                <w:color w:val="000000"/>
+                <w:sz w:val="20"/>
+              </w:rPr>
+              <w:t>학술논문 5편과 7개 운영사의 사례 20건을 바탕으로 논문과 재현 자료를 작성했습니다.</w:t>
+            </w:r>
+          </w:p>
+        </w:tc>
+      </w:tr>
+      <w:tr>
+        <w:trPr>
+          <w:cantSplit/>
+        </w:trPr>
+        <w:tc>
+          <w:tcPr>
+            <w:tcW w:type="dxa" w:w="3384"/>
+            <w:vAlign w:val="center"/>
+            <w:tcBorders>
+              <w:top w:val="single" w:sz="4" w:color="D9D9D9"/>
+              <w:left w:val="single" w:sz="4" w:color="D9D9D9"/>
+              <w:bottom w:val="single" w:sz="4" w:color="D9D9D9"/>
+              <w:right w:val="single" w:sz="4" w:color="D9D9D9"/>
+            </w:tcBorders>
+            <w:tcMar>
+              <w:top w:w="95" w:type="dxa"/>
+              <w:left w:w="95" w:type="dxa"/>
+              <w:bottom w:w="95" w:type="dxa"/>
+              <w:right w:w="95" w:type="dxa"/>
+            </w:tcMar>
+            <w:shd w:fill="FFFFFF"/>
+          </w:tcPr>
+          <w:p>
+            <w:pPr>
+              <w:spacing w:after="0" w:line="280" w:lineRule="exact"/>
+            </w:pPr>
+            <w:r>
+              <w:rPr>
+                <w:rFonts w:ascii="Arial" w:hAnsi="Arial" w:eastAsia="Droid Sans Fallback"/>
+                <w:b w:val="0"/>
+                <w:color w:val="000000"/>
+                <w:sz w:val="20"/>
+              </w:rPr>
+              <w:t>T11</w:t>
+              <w:br/>
+              <w:t>나에 대한 3만 자 장편소설 — 내 삶을 소재로, 진한 감동의 서사</w:t>
+              <w:br/>
+              <w:t>2026.10</w:t>
+            </w:r>
+          </w:p>
+        </w:tc>
+        <w:tc>
+          <w:tcPr>
+            <w:tcW w:type="dxa" w:w="1080"/>
+            <w:vAlign w:val="center"/>
+            <w:tcBorders>
+              <w:top w:val="single" w:sz="4" w:color="D9D9D9"/>
+              <w:left w:val="single" w:sz="4" w:color="D9D9D9"/>
+              <w:bottom w:val="single" w:sz="4" w:color="D9D9D9"/>
+              <w:right w:val="single" w:sz="4" w:color="D9D9D9"/>
+            </w:tcBorders>
+            <w:tcMar>
+              <w:top w:w="95" w:type="dxa"/>
+              <w:left w:w="95" w:type="dxa"/>
+              <w:bottom w:w="95" w:type="dxa"/>
+              <w:right w:w="95" w:type="dxa"/>
+            </w:tcMar>
+            <w:shd w:fill="FFFFFF"/>
+          </w:tcPr>
+          <w:p>
+            <w:pPr>
+              <w:spacing w:after="0" w:line="280" w:lineRule="exact"/>
+              <w:jc w:val="center"/>
+            </w:pPr>
+            <w:r>
+              <w:rPr>
+                <w:rFonts w:ascii="Arial" w:hAnsi="Arial" w:eastAsia="Droid Sans Fallback"/>
+                <w:b w:val="0"/>
+                <w:color w:val="000000"/>
+                <w:sz w:val="20"/>
+              </w:rPr>
+              <w:t>자기</w:t>
+              <w:br/>
+              <w:t>동기력</w:t>
+            </w:r>
+          </w:p>
+        </w:tc>
+        <w:tc>
+          <w:tcPr>
+            <w:tcW w:type="dxa" w:w="2995"/>
+            <w:vAlign w:val="center"/>
+            <w:tcBorders>
+              <w:top w:val="single" w:sz="4" w:color="D9D9D9"/>
+              <w:left w:val="single" w:sz="4" w:color="D9D9D9"/>
+              <w:bottom w:val="single" w:sz="4" w:color="D9D9D9"/>
+              <w:right w:val="single" w:sz="4" w:color="D9D9D9"/>
+            </w:tcBorders>
+            <w:tcMar>
+              <w:top w:w="95" w:type="dxa"/>
+              <w:left w:w="95" w:type="dxa"/>
+              <w:bottom w:w="95" w:type="dxa"/>
+              <w:right w:w="95" w:type="dxa"/>
+            </w:tcMar>
+            <w:shd w:fill="FFFFFF"/>
+          </w:tcPr>
+          <w:p>
+            <w:pPr>
+              <w:spacing w:after="0" w:line="280" w:lineRule="exact"/>
+            </w:pPr>
+            <w:r>
+              <w:rPr>
+                <w:rFonts w:ascii="Arial" w:hAnsi="Arial" w:eastAsia="Droid Sans Fallback"/>
+                <w:b w:val="0"/>
+                <w:color w:val="000000"/>
+                <w:sz w:val="20"/>
+              </w:rPr>
+              <w:t>개인의 경험을 긴 서사로 구성하는 장편소설 과제였습니다.</w:t>
+            </w:r>
+          </w:p>
+        </w:tc>
+        <w:tc>
+          <w:tcPr>
+            <w:tcW w:type="dxa" w:w="3600"/>
+            <w:vAlign w:val="center"/>
+            <w:tcBorders>
+              <w:top w:val="single" w:sz="4" w:color="D9D9D9"/>
+              <w:left w:val="single" w:sz="4" w:color="D9D9D9"/>
+              <w:bottom w:val="single" w:sz="4" w:color="D9D9D9"/>
+              <w:right w:val="single" w:sz="4" w:color="D9D9D9"/>
+            </w:tcBorders>
+            <w:tcMar>
+              <w:top w:w="95" w:type="dxa"/>
+              <w:left w:w="95" w:type="dxa"/>
+              <w:bottom w:w="95" w:type="dxa"/>
+              <w:right w:w="95" w:type="dxa"/>
+            </w:tcMar>
+            <w:shd w:fill="FFFFFF"/>
+          </w:tcPr>
+          <w:p>
+            <w:pPr>
+              <w:spacing w:after="0" w:line="280" w:lineRule="exact"/>
+            </w:pPr>
+            <w:r>
+              <w:rPr>
+                <w:rFonts w:ascii="Arial" w:hAnsi="Arial" w:eastAsia="Droid Sans Fallback"/>
+                <w:b w:val="0"/>
+                <w:color w:val="000000"/>
+                <w:sz w:val="20"/>
+              </w:rPr>
+              <w:t>재도전과 관계의 경험을 장면으로 구성하고 AI의 집필 지원을 받아 원고를 다듬었습니다.</w:t>
+            </w:r>
+          </w:p>
+        </w:tc>
+        <w:tc>
+          <w:tcPr>
+            <w:tcW w:type="dxa" w:w="3917"/>
+            <w:vAlign w:val="center"/>
+            <w:tcBorders>
+              <w:top w:val="single" w:sz="4" w:color="D9D9D9"/>
+              <w:left w:val="single" w:sz="4" w:color="D9D9D9"/>
+              <w:bottom w:val="single" w:sz="4" w:color="D9D9D9"/>
+              <w:right w:val="single" w:sz="4" w:color="D9D9D9"/>
+            </w:tcBorders>
+            <w:tcMar>
+              <w:top w:w="95" w:type="dxa"/>
+              <w:left w:w="95" w:type="dxa"/>
+              <w:bottom w:w="95" w:type="dxa"/>
+              <w:right w:w="95" w:type="dxa"/>
+            </w:tcMar>
+            <w:shd w:fill="FFFFFF"/>
+          </w:tcPr>
+          <w:p>
+            <w:pPr>
+              <w:spacing w:after="0" w:line="280" w:lineRule="exact"/>
+            </w:pPr>
+            <w:r>
+              <w:rPr>
+                <w:rFonts w:ascii="Arial" w:hAnsi="Arial" w:eastAsia="Droid Sans Fallback"/>
+                <w:b w:val="0"/>
+                <w:color w:val="000000"/>
+                <w:sz w:val="20"/>
+              </w:rPr>
+              <w:t>3만 자 이상의 장편 원고와 제출 문서를 완성하고 자기소개에 쓸 장면을 골랐습니다.</w:t>
             </w:r>
           </w:p>
         </w:tc>
@@ -1141,43 +2643,7 @@
     </w:p>
     <w:p>
       <w:pPr>
-        <w:pStyle w:val="Heading1"/>
-      </w:pPr>
-      <w:r>
-        <w:t>결과물</w:t>
-      </w:r>
-    </w:p>
-    <w:p>
-      <w:pPr>
-        <w:spacing w:after="80"/>
-      </w:pPr>
-      <w:r>
-        <w:rPr>
-          <w:rFonts w:ascii="Arial" w:hAnsi="Arial" w:eastAsia="Droid Sans Fallback"/>
-          <w:b w:val="0"/>
-          <w:color w:val="000000"/>
-          <w:sz w:val="21"/>
-        </w:rPr>
-        <w:t>대표 논문과 자기소개는 포트폴리오에서 확인할 수 있습니다.</w:t>
-      </w:r>
-    </w:p>
-    <w:p>
-      <w:pPr>
-        <w:spacing w:after="160"/>
-      </w:pPr>
-      <w:r>
-        <w:rPr>
-          <w:rFonts w:ascii="Arial" w:hAnsi="Arial" w:eastAsia="Droid Sans Fallback"/>
-          <w:b w:val="0"/>
-          <w:color w:val="000000"/>
-          <w:sz w:val="20"/>
-        </w:rPr>
-        <w:t>https://alephlastaportfolio.vercel.app/</w:t>
-      </w:r>
-    </w:p>
-    <w:p>
-      <w:pPr>
-        <w:spacing w:after="160"/>
+        <w:spacing w:after="0"/>
       </w:pPr>
       <w:r>
         <w:rPr>
@@ -1186,11 +2652,11 @@
           <w:color w:val="000000"/>
           <w:sz w:val="19"/>
         </w:rPr>
-        <w:t>T09의 동료 협력 근거는 2026.08.12~08.14 리추얼 기록과 10.22 동료 평가입니다. T10은 공개 자료를 비교한 연구이며 실제 도입 효과를 입증한 결과는 아닙니다.</w:t>
+        <w:t>근거: T01–T08 공개 프로젝트 소스·설명, T09 서사와 리추얼·동료 평가, T10 논문, T11 장편 원고. T09 협력 장면은 8.12~14 리추얼과 10.22 동료 평가에 근거합니다. T10은 공개 자료 비교 연구이며 실제 도입 효과를 측정한 결과가 아닙니다.</w:t>
       </w:r>
     </w:p>
     <w:sectPr>
-      <w:pgSz w:w="12240" w:h="15840"/>
+      <w:pgSz w:w="16848" w:h="11952"/>
       <w:pgMar w:top="936" w:right="936" w:bottom="936" w:left="936" w:header="720" w:footer="720" w:gutter="0"/>
       <w:cols w:space="720"/>
       <w:docGrid w:linePitch="360"/>
